--- a/entregables/2do_entregable_OS4062/03_Anexo_2_Actividad_c_Estudio_de_Suelos.docx
+++ b/entregables/2do_entregable_OS4062/03_Anexo_2_Actividad_c_Estudio_de_Suelos.docx
@@ -1888,7 +1888,7 @@
           <w:sz w:val="15"/>
           <w:szCs w:val="15"/>
         </w:rPr>
-        <w:t xml:space="preserve">Fuente: TdR del Estudio de Suelos; Plan de Trabajo aprobado; Plan de Trabajo Detallado del Perfil, Actualización N° 02 (16/10/2026).</w:t>
+        <w:t xml:space="preserve">Fuente: TdR del Estudio de Suelos; Plan de Trabajo aprobado; Plan de Trabajo Detallado del Perfil, Actualización N° 01, Versión 2 (16/10/2026).</w:t>
       </w:r>
     </w:p>
     <w:p>
@@ -2898,7 +2898,7 @@
           <w:sz w:val="15"/>
           <w:szCs w:val="15"/>
         </w:rPr>
-        <w:t xml:space="preserve">Fuente: Informe de Avance – Fase de Campo (Cuadros 1 y 22); tablero de avance del Perfil (03/10/2026); Plan de Trabajo Detallado, Actualización N° 02 (líneas E5.1 a E5.4 y hito H7).</w:t>
+        <w:t xml:space="preserve">Fuente: Informe de Avance – Fase de Campo (Cuadros 1 y 22); tablero de avance del Perfil (03/10/2026); Plan de Trabajo Detallado, Actualización N° 01, Versión 2 (líneas E5.1 a E5.4 y hito H7).</w:t>
       </w:r>
     </w:p>
     <w:p>
@@ -18331,7 +18331,7 @@
           <w:sz w:val="21"/>
           <w:szCs w:val="21"/>
         </w:rPr>
-        <w:t xml:space="preserve">Reporte del estado del E5 en el tablero de avance del Perfil (03/10/2026) y en el Plan de Trabajo Detallado, Actualizaciones N° 01 (11/10/2026) y N° 02 (16/10/2026), con la fecha de recepción del laboratorio y del informe final.</w:t>
+        <w:t xml:space="preserve">Reporte del estado del E5 en el tablero de avance del Perfil (03/10/2026) y en el Plan de Trabajo Detallado, Actualización N° 01, versiones 1 (11/10/2026) y 2 (16/10/2026), con la fecha de recepción del laboratorio y del informe final.</w:t>
       </w:r>
     </w:p>
     <w:p>
@@ -19240,7 +19240,7 @@
                 <w:sz w:val="15"/>
                 <w:szCs w:val="15"/>
               </w:rPr>
-              <w:t xml:space="preserve">Plan de Trabajo Detallado, Actualización N° 02 (estado del E5)</w:t>
+              <w:t xml:space="preserve">Plan de Trabajo Detallado, Actualización N° 01, Versión 2 (estado del E5)</w:t>
             </w:r>
           </w:p>
         </w:tc>
